--- a/熊猫成仙，从青竹山开始/第一卷 龙蛇起陆/第016章 石头里跳出一颗心.docx
+++ b/熊猫成仙，从青竹山开始/第一卷 龙蛇起陆/第016章 石头里跳出一颗心.docx
@@ -159,7 +159,7 @@
           <w:sz w:val="27"/>
           <w:szCs w:val="27"/>
         </w:rPr>
-        <w:t xml:space="preserve">修士城里找一把凡铁，就像在竹林里找一根不带节的竹子。</w:t>
+        <w:t xml:space="preserve">修士城里找一把凡铁，像在竹林里找一根不带节的竹子。</w:t>
       </w:r>
     </w:p>
     <w:p>
@@ -271,7 +271,49 @@
           <w:sz w:val="27"/>
           <w:szCs w:val="27"/>
         </w:rPr>
-        <w:t xml:space="preserve">文士进了后屋，好一会儿才出来，怀里抱着一捆东西，往地上一放，扬起一层灰。</w:t>
+        <w:t xml:space="preserve">文士进了后屋，抱出一捆东西，往地上一放，扬起一层灰。</w:t>
+      </w:r>
+    </w:p>
+    <w:p>
+      <w:pPr>
+        <w:spacing w:line="468" w:lineRule="auto" w:after="149"/>
+        <w:ind w:firstLineChars="200" w:firstLine="540"/>
+      </w:pPr>
+      <w:r>
+        <w:rPr>
+          <w:rFonts w:ascii="Times New Roman" w:hAnsi="Times New Roman" w:eastAsia="宋体" w:cs="Times New Roman"/>
+          <w:sz w:val="27"/>
+          <w:szCs w:val="27"/>
+        </w:rPr>
+        <w:t xml:space="preserve">陆明远在篓里打了个喷嚏。竹长庚用脚把篓子往身后带了带。</w:t>
+      </w:r>
+    </w:p>
+    <w:p>
+      <w:pPr>
+        <w:spacing w:line="468" w:lineRule="auto" w:after="149"/>
+        <w:ind w:firstLineChars="200" w:firstLine="540"/>
+      </w:pPr>
+      <w:r>
+        <w:rPr>
+          <w:rFonts w:ascii="Times New Roman" w:hAnsi="Times New Roman" w:eastAsia="宋体" w:cs="Times New Roman"/>
+          <w:sz w:val="27"/>
+          <w:szCs w:val="27"/>
+        </w:rPr>
+        <w:t xml:space="preserve">“笋干，进了灰。”他说。</w:t>
+      </w:r>
+    </w:p>
+    <w:p>
+      <w:pPr>
+        <w:spacing w:line="468" w:lineRule="auto" w:after="149"/>
+        <w:ind w:firstLineChars="200" w:firstLine="540"/>
+      </w:pPr>
+      <w:r>
+        <w:rPr>
+          <w:rFonts w:ascii="Times New Roman" w:hAnsi="Times New Roman" w:eastAsia="宋体" w:cs="Times New Roman"/>
+          <w:sz w:val="27"/>
+          <w:szCs w:val="27"/>
+        </w:rPr>
+        <w:t xml:space="preserve">“灰大。”文士说，没再问。</w:t>
       </w:r>
     </w:p>
     <w:p>
@@ -327,21 +369,21 @@
           <w:sz w:val="27"/>
           <w:szCs w:val="27"/>
         </w:rPr>
-        <w:t xml:space="preserve">他不懂兵器，他懂铁。铁好不好，敲一下听声，看锈是浮在面上还是吃进去了。</w:t>
-      </w:r>
-    </w:p>
-    <w:p>
-      <w:pPr>
-        <w:spacing w:line="468" w:lineRule="auto" w:after="149"/>
-        <w:ind w:firstLineChars="200" w:firstLine="540"/>
-      </w:pPr>
-      <w:r>
-        <w:rPr>
-          <w:rFonts w:ascii="Times New Roman" w:hAnsi="Times New Roman" w:eastAsia="宋体" w:cs="Times New Roman"/>
-          <w:sz w:val="27"/>
-          <w:szCs w:val="27"/>
-        </w:rPr>
-        <w:t xml:space="preserve">他把两柄剑都抽出来，对着门外的光看。</w:t>
+        <w:t xml:space="preserve">他不懂兵器，懂铁。铁好不好，敲一下听声。</w:t>
+      </w:r>
+    </w:p>
+    <w:p>
+      <w:pPr>
+        <w:spacing w:line="468" w:lineRule="auto" w:after="149"/>
+        <w:ind w:firstLineChars="200" w:firstLine="540"/>
+      </w:pPr>
+      <w:r>
+        <w:rPr>
+          <w:rFonts w:ascii="Times New Roman" w:hAnsi="Times New Roman" w:eastAsia="宋体" w:cs="Times New Roman"/>
+          <w:sz w:val="27"/>
+          <w:szCs w:val="27"/>
+        </w:rPr>
+        <w:t xml:space="preserve">他把两柄剑都抽出来看。</w:t>
       </w:r>
     </w:p>
     <w:p>
@@ -383,7 +425,7 @@
           <w:sz w:val="27"/>
           <w:szCs w:val="27"/>
         </w:rPr>
-        <w:t xml:space="preserve">“铸剑的人的名字。”文士凑过来看了一眼，“郑三。三十年前的人，早死了。”</w:t>
+        <w:t xml:space="preserve">“铸剑的人的名字。”文士看了一眼，“郑三。三十年前的人，早死了。”</w:t>
       </w:r>
     </w:p>
     <w:p>
@@ -425,7 +467,7 @@
           <w:sz w:val="27"/>
           <w:szCs w:val="27"/>
         </w:rPr>
-        <w:t xml:space="preserve">竹长庚把剑在手里掂了掂，四十来斤，压手。</w:t>
+        <w:t xml:space="preserve">竹长庚掂了掂，四十来斤。</w:t>
       </w:r>
     </w:p>
     <w:p>
